--- a/manuscript/AutoLatch_WileyMTS_Cover_Letter_Sandler.docx
+++ b/manuscript/AutoLatch_WileyMTS_Cover_Letter_Sandler.docx
@@ -39,7 +39,7 @@
         <w:spacing w:after="320"/>
       </w:pPr>
       <w:r>
-        <w:t xml:space="preserve">September 2, 2026</w:t>
+        <w:t xml:space="preserve">September 8, 2026</w:t>
       </w:r>
     </w:p>
     <w:p>
@@ -89,7 +89,18 @@
         <w:t xml:space="preserve">Coupled Thermal Activation and Autocatalytic Cure Kinetics: A Theoretical and Computational Study of Delayed Reactive Transformation</w:t>
       </w:r>
       <w:r>
-        <w:t xml:space="preserve">,” for consideration as a theoretical/computational research article in Macromolecular Theory and Simulations. A copy of the manuscript is concurrently being posted to ChemRxiv as a preprint.</w:t>
+        <w:t xml:space="preserve">,” for consideration as a theoretical/computational research article in Macromolecular Theory and Simulations. The manuscript has been posted to ChemRxiv as a preprint: </w:t>
+      </w:r>
+      <w:hyperlink r:id="rId11">
+        <w:r>
+          <w:rPr>
+            <w:rStyle w:val="Hyperlink"/>
+          </w:rPr>
+          <w:t>https://doi.org/10.26434/chemrxiv.15008366/v1</w:t>
+        </w:r>
+      </w:hyperlink>
+      <w:r>
+        <w:t xml:space="preserve">.</w:t>
       </w:r>
     </w:p>
     <w:p>
